--- a/courts/eighth-circuit/missouri/state/court-of-appeals-eastern-district/answering-brief/usage/OUTPUT-answering-brief.docx
+++ b/courts/eighth-circuit/missouri/state/court-of-appeals-eastern-district/answering-brief/usage/OUTPUT-answering-brief.docx
@@ -3326,7 +3326,7 @@
         <w:t xml:space="preserve"> </w:t>
       </w:r>
       <w:r>
-        <w:t xml:space="preserve">(“The supreme court shall have exclusive appellate jurisdiction in all cases involving the validity . . . of a statute or provision of the constitution of this state . . .”) Respondent concedes that Appellant’s constitutional questions are real and substantial in light of the recent amendment</w:t>
+        <w:t xml:space="preserve">(“The supreme court shall have exclusive appellate jurisdiction in all cases involving the validity . . . of a statute or provision of the constitution of this state . . .”) Respondent concedes that Appellant’s constitutional questions are real and substantial in light of the recent amendment</w:t>
       </w:r>
       <w:r>
         <w:rPr>
@@ -3860,7 +3860,7 @@
         <w:pStyle w:val="XdQuoteOnly"/>
       </w:pPr>
       <w:r>
-        <w:t xml:space="preserve">Absent some constitutional imperative . . . it simply is not the role of the court of appeals or this Court to grant relief on arguments that were not presented to or decided by the trial court. This rule abides regardless of the merits of the new argument. ‘Appellate courts are merely courts of review for trial errors, and there can be no review of a matter which has not been presented to or expressly decided by the trial court.’</w:t>
+        <w:t xml:space="preserve">Absent some constitutional imperative . . . it simply is not the role of the court of appeals or this Court to grant relief on arguments that were not presented to or decided by the trial court. This rule abides regardless of the merits of the new argument. ‘Appellate courts are merely courts of review for trial errors, and there can be no review of a matter which has not been presented to or expressly decided by the trial court.’</w:t>
       </w:r>
     </w:p>
     <w:p>
@@ -5300,7 +5300,7 @@
         <w:t xml:space="preserve"> </w:t>
       </w:r>
       <w:r>
-        <w:t xml:space="preserve">(enacted in 2003), which includes in subsection 2(3) a requirement that concealed carry permits only be issued to individuals who have “not pled guilty to or entered a plea of nolo contendere or been convicted of a crime punishable by imprisonment for a term exceeding one year . . .”</w:t>
+        <w:t xml:space="preserve">(enacted in 2003), which includes in subsection 2(3) a requirement that concealed carry permits only be issued to individuals who have “not pled guilty to or entered a plea of nolo contendere or been convicted of a crime punishable by imprisonment for a term exceeding one year . . .”</w:t>
       </w:r>
     </w:p>
     <w:p>
@@ -5667,8 +5667,6 @@
         <w:rPr>
           <w:b/>
           <w:bCs/>
-          <w:i/>
-          <w:iCs/>
         </w:rPr>
         <w:t xml:space="preserve">Guastello</w:t>
       </w:r>
@@ -5885,7 +5883,7 @@
         <w:t xml:space="preserve"> </w:t>
       </w:r>
       <w:r>
-        <w:t xml:space="preserve">RSMo, provides that “no person shall be granted a license . . . who has been convicted . . . of a violation of the provisions of any law applicable to the manufacture or sale of intoxicating liquor.”</w:t>
+        <w:t xml:space="preserve">RSMo, provides that “no person shall be granted a license . . . who has been convicted . . . of a violation of the provisions of any law applicable to the manufacture or sale of intoxicating liquor.”</w:t>
       </w:r>
       <w:r>
         <w:t xml:space="preserve"> </w:t>
@@ -5901,7 +5899,7 @@
         <w:t xml:space="preserve"> </w:t>
       </w:r>
       <w:r>
-        <w:t xml:space="preserve">at 22. As noted earlier, subsection 2(3) of the concealed carry statute includes a requirement that concealed carry permits only be issued to individuals who have “not pled guilty to or entered a plea of nolo contendere or been convicted of a crime punishable by imprisonment for a term exceeding one year . . .” Section 571.101.2(3).</w:t>
+        <w:t xml:space="preserve">at 22. As noted earlier, subsection 2(3) of the concealed carry statute includes a requirement that concealed carry permits only be issued to individuals who have “not pled guilty to or entered a plea of nolo contendere or been convicted of a crime punishable by imprisonment for a term exceeding one year . . .” Section 571.101.2(3).</w:t>
       </w:r>
     </w:p>
     <w:p>
@@ -6612,16 +6610,10 @@
     </w:p>
     <w:p>
       <w:pPr>
-        <w:pStyle w:val="XdTailList1"/>
-      </w:pPr>
-      <w:r>
-        <w:t xml:space="preserve">(636)</w:t>
-      </w:r>
-      <w:r>
-        <w:tab/>
-      </w:r>
-      <w:r>
-        <w:t xml:space="preserve">797</w:t>
+        <w:pStyle w:val="XdTail"/>
+      </w:pPr>
+      <w:r>
+        <w:t xml:space="preserve">(636) 797</w:t>
       </w:r>
       <w:r>
         <w:noBreakHyphen/>
@@ -7517,6 +7509,7 @@
     <w:unhideWhenUsed/>
     <w:qFormat/>
     <w:pPr>
+      <w:keepLines/>
       <w:spacing w:before="0" w:after="140" w:line="299" w:lineRule="exact"/>
     </w:pPr>
     <w:rPr>
@@ -7767,6 +7760,33 @@
     <w:pPr>
       <w:spacing w:before="0" w:after="0" w:line="449" w:lineRule="exact"/>
       <w:ind w:left="2160" w:hanging="720"/>
+    </w:pPr>
+  </w:style>
+  <w:style w:type="paragraph" w:customStyle="1" w:styleId="XdQuoteList1">
+    <w:name w:val="Xd Quote List 1"/>
+    <w:basedOn w:val="Normal"/>
+    <w:qFormat/>
+    <w:pPr>
+      <w:spacing w:before="0" w:after="0" w:line="299" w:lineRule="exact"/>
+      <w:ind w:left="1440" w:right="720" w:hanging="720"/>
+    </w:pPr>
+  </w:style>
+  <w:style w:type="paragraph" w:customStyle="1" w:styleId="XdQuoteList2">
+    <w:name w:val="Xd Quote List 2"/>
+    <w:basedOn w:val="Normal"/>
+    <w:qFormat/>
+    <w:pPr>
+      <w:spacing w:before="0" w:after="0" w:line="299" w:lineRule="exact"/>
+      <w:ind w:left="2160" w:right="720" w:hanging="720"/>
+    </w:pPr>
+  </w:style>
+  <w:style w:type="paragraph" w:customStyle="1" w:styleId="XdQuoteList3">
+    <w:name w:val="Xd Quote List 3"/>
+    <w:basedOn w:val="Normal"/>
+    <w:qFormat/>
+    <w:pPr>
+      <w:spacing w:before="0" w:after="0" w:line="299" w:lineRule="exact"/>
+      <w:ind w:left="2880" w:right="720" w:hanging="720"/>
     </w:pPr>
   </w:style>
   <w:style w:type="paragraph" w:customStyle="1" w:styleId="XdQuoteOnly">

--- a/courts/eighth-circuit/missouri/state/court-of-appeals-eastern-district/answering-brief/usage/OUTPUT-answering-brief.docx
+++ b/courts/eighth-circuit/missouri/state/court-of-appeals-eastern-district/answering-brief/usage/OUTPUT-answering-brief.docx
@@ -3326,7 +3326,7 @@
         <w:t xml:space="preserve"> </w:t>
       </w:r>
       <w:r>
-        <w:t xml:space="preserve">(“The supreme court shall have exclusive appellate jurisdiction in all cases involving the validity . . . of a statute or provision of the constitution of this state . . .”) Respondent concedes that Appellant’s constitutional questions are real and substantial in light of the recent amendment</w:t>
+        <w:t xml:space="preserve">(“The supreme court shall have exclusive appellate jurisdiction in all cases involving the validity . . . of a statute or provision of the constitution of this state . . .”) Respondent concedes that Appellant’s constitutional questions are real and substantial in light of the recent amendment</w:t>
       </w:r>
       <w:r>
         <w:rPr>
@@ -3860,7 +3860,7 @@
         <w:pStyle w:val="XdQuoteOnly"/>
       </w:pPr>
       <w:r>
-        <w:t xml:space="preserve">Absent some constitutional imperative . . . it simply is not the role of the court of appeals or this Court to grant relief on arguments that were not presented to or decided by the trial court. This rule abides regardless of the merits of the new argument. ‘Appellate courts are merely courts of review for trial errors, and there can be no review of a matter which has not been presented to or expressly decided by the trial court.’</w:t>
+        <w:t xml:space="preserve">Absent some constitutional imperative . . . it simply is not the role of the court of appeals or this Court to grant relief on arguments that were not presented to or decided by the trial court. This rule abides regardless of the merits of the new argument. ‘Appellate courts are merely courts of review for trial errors, and there can be no review of a matter which has not been presented to or expressly decided by the trial court.’</w:t>
       </w:r>
     </w:p>
     <w:p>
@@ -5300,7 +5300,7 @@
         <w:t xml:space="preserve"> </w:t>
       </w:r>
       <w:r>
-        <w:t xml:space="preserve">(enacted in 2003), which includes in subsection 2(3) a requirement that concealed carry permits only be issued to individuals who have “not pled guilty to or entered a plea of nolo contendere or been convicted of a crime punishable by imprisonment for a term exceeding one year . . .”</w:t>
+        <w:t xml:space="preserve">(enacted in 2003), which includes in subsection 2(3) a requirement that concealed carry permits only be issued to individuals who have “not pled guilty to or entered a plea of nolo contendere or been convicted of a crime punishable by imprisonment for a term exceeding one year . . .”</w:t>
       </w:r>
     </w:p>
     <w:p>
@@ -5883,7 +5883,7 @@
         <w:t xml:space="preserve"> </w:t>
       </w:r>
       <w:r>
-        <w:t xml:space="preserve">RSMo, provides that “no person shall be granted a license . . . who has been convicted . . . of a violation of the provisions of any law applicable to the manufacture or sale of intoxicating liquor.”</w:t>
+        <w:t xml:space="preserve">RSMo, provides that “no person shall be granted a license . . . who has been convicted . . . of a violation of the provisions of any law applicable to the manufacture or sale of intoxicating liquor.”</w:t>
       </w:r>
       <w:r>
         <w:t xml:space="preserve"> </w:t>
@@ -5899,7 +5899,7 @@
         <w:t xml:space="preserve"> </w:t>
       </w:r>
       <w:r>
-        <w:t xml:space="preserve">at 22. As noted earlier, subsection 2(3) of the concealed carry statute includes a requirement that concealed carry permits only be issued to individuals who have “not pled guilty to or entered a plea of nolo contendere or been convicted of a crime punishable by imprisonment for a term exceeding one year . . .” Section 571.101.2(3).</w:t>
+        <w:t xml:space="preserve">at 22. As noted earlier, subsection 2(3) of the concealed carry statute includes a requirement that concealed carry permits only be issued to individuals who have “not pled guilty to or entered a plea of nolo contendere or been convicted of a crime punishable by imprisonment for a term exceeding one year . . .” Section 571.101.2(3).</w:t>
       </w:r>
     </w:p>
     <w:p>

--- a/courts/eighth-circuit/missouri/state/court-of-appeals-eastern-district/answering-brief/usage/OUTPUT-answering-brief.docx
+++ b/courts/eighth-circuit/missouri/state/court-of-appeals-eastern-district/answering-brief/usage/OUTPUT-answering-brief.docx
@@ -3326,7 +3326,7 @@
         <w:t xml:space="preserve"> </w:t>
       </w:r>
       <w:r>
-        <w:t xml:space="preserve">(“The supreme court shall have exclusive appellate jurisdiction in all cases involving the validity . . . of a statute or provision of the constitution of this state . . .”) Respondent concedes that Appellant’s constitutional questions are real and substantial in light of the recent amendment</w:t>
+        <w:t xml:space="preserve">(“The supreme court shall have exclusive appellate jurisdiction in all cases involving the validity ⁠. ⁠. ⁠. of a statute or provision of the constitution of this state ⁠. ⁠. ⁠.”) Respondent concedes that Appellant’s constitutional questions are real and substantial in light of the recent amendment</w:t>
       </w:r>
       <w:r>
         <w:rPr>
@@ -3860,7 +3860,7 @@
         <w:pStyle w:val="XdQuoteOnly"/>
       </w:pPr>
       <w:r>
-        <w:t xml:space="preserve">Absent some constitutional imperative . . . it simply is not the role of the court of appeals or this Court to grant relief on arguments that were not presented to or decided by the trial court. This rule abides regardless of the merits of the new argument. ‘Appellate courts are merely courts of review for trial errors, and there can be no review of a matter which has not been presented to or expressly decided by the trial court.’</w:t>
+        <w:t xml:space="preserve">Absent some constitutional imperative ⁠. ⁠. ⁠. it simply is not the role of the court of appeals or this Court to grant relief on arguments that were not presented to or decided by the trial court. This rule abides regardless of the merits of the new argument. ‘Appellate courts are merely courts of review for trial errors, and there can be no review of a matter which has not been presented to or expressly decided by the trial court.’</w:t>
       </w:r>
     </w:p>
     <w:p>
@@ -5300,7 +5300,7 @@
         <w:t xml:space="preserve"> </w:t>
       </w:r>
       <w:r>
-        <w:t xml:space="preserve">(enacted in 2003), which includes in subsection 2(3) a requirement that concealed carry permits only be issued to individuals who have “not pled guilty to or entered a plea of nolo contendere or been convicted of a crime punishable by imprisonment for a term exceeding one year . . .”</w:t>
+        <w:t xml:space="preserve">(enacted in 2003), which includes in subsection 2(3) a requirement that concealed carry permits only be issued to individuals who have “not pled guilty to or entered a plea of nolo contendere or been convicted of a crime punishable by imprisonment for a term exceeding one year ⁠. ⁠. ⁠.”</w:t>
       </w:r>
     </w:p>
     <w:p>
@@ -5883,7 +5883,7 @@
         <w:t xml:space="preserve"> </w:t>
       </w:r>
       <w:r>
-        <w:t xml:space="preserve">RSMo, provides that “no person shall be granted a license . . . who has been convicted . . . of a violation of the provisions of any law applicable to the manufacture or sale of intoxicating liquor.”</w:t>
+        <w:t xml:space="preserve">RSMo, provides that “no person shall be granted a license ⁠. ⁠. ⁠. who has been convicted ⁠. ⁠. ⁠. of a violation of the provisions of any law applicable to the manufacture or sale of intoxicating liquor.”</w:t>
       </w:r>
       <w:r>
         <w:t xml:space="preserve"> </w:t>
@@ -5899,7 +5899,7 @@
         <w:t xml:space="preserve"> </w:t>
       </w:r>
       <w:r>
-        <w:t xml:space="preserve">at 22. As noted earlier, subsection 2(3) of the concealed carry statute includes a requirement that concealed carry permits only be issued to individuals who have “not pled guilty to or entered a plea of nolo contendere or been convicted of a crime punishable by imprisonment for a term exceeding one year . . .” Section 571.101.2(3).</w:t>
+        <w:t xml:space="preserve">at 22. As noted earlier, subsection 2(3) of the concealed carry statute includes a requirement that concealed carry permits only be issued to individuals who have “not pled guilty to or entered a plea of nolo contendere or been convicted of a crime punishable by imprisonment for a term exceeding one year ⁠. ⁠. ⁠.” Section 571.101.2(3).</w:t>
       </w:r>
     </w:p>
     <w:p>

--- a/courts/eighth-circuit/missouri/state/court-of-appeals-eastern-district/answering-brief/usage/OUTPUT-answering-brief.docx
+++ b/courts/eighth-circuit/missouri/state/court-of-appeals-eastern-district/answering-brief/usage/OUTPUT-answering-brief.docx
@@ -567,9 +567,7 @@
         <w:t xml:space="preserve"> </w:t>
       </w:r>
       <w:r>
-        <w:t xml:space="preserve">797</w:t>
-        <w:noBreakHyphen/>
-        <w:t xml:space="preserve">5403</w:t>
+        <w:t xml:space="preserve">797-⁠5403</w:t>
       </w:r>
     </w:p>
     <w:p>
@@ -597,9 +595,7 @@
         <w:t xml:space="preserve"> </w:t>
       </w:r>
       <w:r>
-        <w:t xml:space="preserve">797</w:t>
-        <w:noBreakHyphen/>
-        <w:t xml:space="preserve">5504</w:t>
+        <w:t xml:space="preserve">797-⁠5504</w:t>
       </w:r>
     </w:p>
     <w:p>
@@ -3450,13 +3446,7 @@
         <w:pStyle w:val="BodyText"/>
       </w:pPr>
       <w:r>
-        <w:t xml:space="preserve">Appellant William David Hill is a natural person and a resident of Jefferson County, Missouri. (LF 4, 12; Tr. 5). Respondent is a natural person and the duly elected Sheriff of Jefferson County, Missouri. (LF 9). On March 18, 2013, Appellant submitted to Respondent, in his official capacity, an application for a permit to carry a concealed firearm. (Resp. Ex. A; LF 1, 9, 11; Tr. 5). As part of his application, Appellant submitted a photographic copy of a certificate demonstrating Appellant’s completion of a firearms safety training course. (LF 6; Tr. 10</w:t>
-      </w:r>
-      <w:r>
-        <w:noBreakHyphen/>
-      </w:r>
-      <w:r>
-        <w:t xml:space="preserve">11). On April 3, 2013, Respondent denied Appellant’s application. (LF 6, 8, 10, 11; Tr. 12). According to Respondent, the application was denied because a background check on Appellant revealed the existence of a 1973 guilty plea to, and subsequent conviction of, felony forgery. (LF 6, 8, 10, 11; Tr. 12). Appellant does not contest the details of this conviction. (App. Br. 7).</w:t>
+        <w:t xml:space="preserve">Appellant William David Hill is a natural person and a resident of Jefferson County, Missouri. (LF 4, 12; Tr. 5). Respondent is a natural person and the duly elected Sheriff of Jefferson County, Missouri. (LF 9). On March 18, 2013, Appellant submitted to Respondent, in his official capacity, an application for a permit to carry a concealed firearm. (Resp. Ex. A; LF 1, 9, 11; Tr. 5). As part of his application, Appellant submitted a photographic copy of a certificate demonstrating Appellant’s completion of a firearms safety training course. (LF 6; Tr. 10-⁠11). On April 3, 2013, Respondent denied Appellant’s application. (LF 6, 8, 10, 11; Tr. 12). According to Respondent, the application was denied because a background check on Appellant revealed the existence of a 1973 guilty plea to, and subsequent conviction of, felony forgery. (LF 6, 8, 10, 11; Tr. 12). Appellant does not contest the details of this conviction. (App. Br. 7).</w:t>
       </w:r>
     </w:p>
     <w:p>
@@ -3464,25 +3454,13 @@
         <w:pStyle w:val="BodyText"/>
       </w:pPr>
       <w:r>
-        <w:t xml:space="preserve">On or about June 12, 1975, after successful completion of two (2) years of probation, Appellant was discharged from probation. (App. Br. Appx. 18</w:t>
-      </w:r>
-      <w:r>
-        <w:noBreakHyphen/>
-      </w:r>
-      <w:r>
-        <w:t xml:space="preserve">19). On July 28, 1975, the court recorded Appellant’s release and discharge from probation and further restored to Appellant “all the rights and privileges of citizenship, pursuant to the provisions of Section 549.111</w:t>
-      </w:r>
-      <w:r>
-        <w:t xml:space="preserve"> </w:t>
-      </w:r>
-      <w:r>
-        <w:t xml:space="preserve">(2) R S Mo. Supplement 1967.” (App. Br. Appx. 18</w:t>
-      </w:r>
-      <w:r>
-        <w:noBreakHyphen/>
-      </w:r>
-      <w:r>
-        <w:t xml:space="preserve">19).</w:t>
+        <w:t xml:space="preserve">On or about June 12, 1975, after successful completion of two (2) years of probation, Appellant was discharged from probation. (App. Br. Appx. 18-⁠19). On July 28, 1975, the court recorded Appellant’s release and discharge from probation and further restored to Appellant “all the rights and privileges of citizenship, pursuant to the provisions of Section 549.111</w:t>
+      </w:r>
+      <w:r>
+        <w:t xml:space="preserve"> </w:t>
+      </w:r>
+      <w:r>
+        <w:t xml:space="preserve">(2) R S Mo. Supplement 1967.” (App. Br. Appx. 18-⁠19).</w:t>
       </w:r>
     </w:p>
     <w:p>
@@ -3490,13 +3468,7 @@
         <w:pStyle w:val="BodyText"/>
       </w:pPr>
       <w:r>
-        <w:t xml:space="preserve">Subsequent to the denial of the permit by Respondent, Appellant sought judicial relief in the Small Claims Court and then in the Circuit Court of Jefferson County, Missouri on a trial de novo. (LF 1</w:t>
-      </w:r>
-      <w:r>
-        <w:noBreakHyphen/>
-      </w:r>
-      <w:r>
-        <w:t xml:space="preserve">3). Judgment was entered for Respondent, and this appeal followed.</w:t>
+        <w:t xml:space="preserve">Subsequent to the denial of the permit by Respondent, Appellant sought judicial relief in the Small Claims Court and then in the Circuit Court of Jefferson County, Missouri on a trial de novo. (LF 1-⁠3). Judgment was entered for Respondent, and this appeal followed.</w:t>
       </w:r>
     </w:p>
     <w:p>
@@ -4089,13 +4061,7 @@
         <w:pStyle w:val="BodyText"/>
       </w:pPr>
       <w:r>
-        <w:t xml:space="preserve">Appellant’s Point III includes his primary argument at the trial court level, and involves a simple question: What is the legal effect of his 1975 discharge from probation with regard to qualifying for a permit to carry a concealed weapon? (App. Br. Appx. 18</w:t>
-      </w:r>
-      <w:r>
-        <w:noBreakHyphen/>
-      </w:r>
-      <w:r>
-        <w:t xml:space="preserve">19). Appellant claims that the discharge should be interpreted to render him qualified for such a permit, and makes two novel legal assertions, both of which this Court must adopt in order to support this claim.</w:t>
+        <w:t xml:space="preserve">Appellant’s Point III includes his primary argument at the trial court level, and involves a simple question: What is the legal effect of his 1975 discharge from probation with regard to qualifying for a permit to carry a concealed weapon? (App. Br. Appx. 18-⁠19). Appellant claims that the discharge should be interpreted to render him qualified for such a permit, and makes two novel legal assertions, both of which this Court must adopt in order to support this claim.</w:t>
       </w:r>
     </w:p>
     <w:p>
@@ -4109,13 +4075,7 @@
         <w:t xml:space="preserve"> </w:t>
       </w:r>
       <w:r>
-        <w:t xml:space="preserve">RSMo, is legally equivalent to a governor’s pardon. (App. Br. 31</w:t>
-      </w:r>
-      <w:r>
-        <w:noBreakHyphen/>
-      </w:r>
-      <w:r>
-        <w:t xml:space="preserve">33). Second, Appellant asserts, relying on authority involving a governor’s pardon rather than a discharge under § 549.111,</w:t>
+        <w:t xml:space="preserve">RSMo, is legally equivalent to a governor’s pardon. (App. Br. 31-⁠33). Second, Appellant asserts, relying on authority involving a governor’s pardon rather than a discharge under § 549.111,</w:t>
       </w:r>
       <w:r>
         <w:t xml:space="preserve"> </w:t>
@@ -4127,13 +4087,7 @@
         <w:t xml:space="preserve"> </w:t>
       </w:r>
       <w:r>
-        <w:t xml:space="preserve">RSMo. (App. Br. 33</w:t>
-      </w:r>
-      <w:r>
-        <w:noBreakHyphen/>
-      </w:r>
-      <w:r>
-        <w:t xml:space="preserve">34).</w:t>
+        <w:t xml:space="preserve">RSMo. (App. Br. 33-⁠34).</w:t>
       </w:r>
     </w:p>
     <w:p>
@@ -4248,13 +4202,7 @@
         <w:t xml:space="preserve">v. Smith</w:t>
       </w:r>
       <w:r>
-        <w:t xml:space="preserve">, 439 S.W.3d 189, 198</w:t>
-      </w:r>
-      <w:r>
-        <w:noBreakHyphen/>
-      </w:r>
-      <w:r>
-        <w:t xml:space="preserve">99 (Mo. banc 2014) (citing</w:t>
+        <w:t xml:space="preserve">, 439 S.W.3d 189, 198-⁠99 (Mo. banc 2014) (citing</w:t>
       </w:r>
       <w:r>
         <w:t xml:space="preserve"> </w:t>
@@ -4337,25 +4285,13 @@
         <w:pStyle w:val="BodyText"/>
       </w:pPr>
       <w:r>
-        <w:t xml:space="preserve">On or about June 12, 1975, after successful completion of two (2) years of probation, Appellant was discharged from probation. (App. Br. Appx. 18</w:t>
-      </w:r>
-      <w:r>
-        <w:noBreakHyphen/>
-      </w:r>
-      <w:r>
-        <w:t xml:space="preserve">19). On July 28, 1975, the court recorded Appellant’s release and discharge from probation and further restored to Appellant “all the rights and privileges of citizenship, pursuant to the provisions of Section 549.111</w:t>
-      </w:r>
-      <w:r>
-        <w:t xml:space="preserve"> </w:t>
-      </w:r>
-      <w:r>
-        <w:t xml:space="preserve">(2) R S Mo. Supplement 1967.” (App. Br. Appx. 18</w:t>
-      </w:r>
-      <w:r>
-        <w:noBreakHyphen/>
-      </w:r>
-      <w:r>
-        <w:t xml:space="preserve">19).</w:t>
+        <w:t xml:space="preserve">On or about June 12, 1975, after successful completion of two (2) years of probation, Appellant was discharged from probation. (App. Br. Appx. 18-⁠19). On July 28, 1975, the court recorded Appellant’s release and discharge from probation and further restored to Appellant “all the rights and privileges of citizenship, pursuant to the provisions of Section 549.111</w:t>
+      </w:r>
+      <w:r>
+        <w:t xml:space="preserve"> </w:t>
+      </w:r>
+      <w:r>
+        <w:t xml:space="preserve">(2) R S Mo. Supplement 1967.” (App. Br. Appx. 18-⁠19).</w:t>
       </w:r>
     </w:p>
     <w:p>
@@ -5016,13 +4952,7 @@
         <w:t xml:space="preserve">Oliver</w:t>
       </w:r>
       <w:r>
-        <w:t xml:space="preserve">, 247 S.W.2d at 973</w:t>
-      </w:r>
-      <w:r>
-        <w:noBreakHyphen/>
-      </w:r>
-      <w:r>
-        <w:t xml:space="preserve">974. The</w:t>
+        <w:t xml:space="preserve">, 247 S.W.2d at 973-⁠974. The</w:t>
       </w:r>
       <w:r>
         <w:t xml:space="preserve"> </w:t>
@@ -6383,9 +6313,7 @@
               <w:t xml:space="preserve"> </w:t>
             </w:r>
             <w:r>
-              <w:t xml:space="preserve">797</w:t>
-              <w:noBreakHyphen/>
-              <w:t xml:space="preserve">5403</w:t>
+              <w:t xml:space="preserve">797-⁠5403</w:t>
             </w:r>
           </w:p>
           <w:p>
@@ -6413,9 +6341,7 @@
               <w:t xml:space="preserve"> </w:t>
             </w:r>
             <w:r>
-              <w:t xml:space="preserve">797</w:t>
-              <w:noBreakHyphen/>
-              <w:t xml:space="preserve">5504</w:t>
+              <w:t xml:space="preserve">797-⁠5504</w:t>
             </w:r>
           </w:p>
           <w:p>
@@ -6613,13 +6539,7 @@
         <w:pStyle w:val="XdTail"/>
       </w:pPr>
       <w:r>
-        <w:t xml:space="preserve">(636) 797</w:t>
-      </w:r>
-      <w:r>
-        <w:noBreakHyphen/>
-      </w:r>
-      <w:r>
-        <w:t xml:space="preserve">5403</w:t>
+        <w:t xml:space="preserve">(636) 797-⁠5403</w:t>
       </w:r>
     </w:p>
     <w:p>
@@ -6627,13 +6547,7 @@
         <w:pStyle w:val="XdTail"/>
       </w:pPr>
       <w:r>
-        <w:t xml:space="preserve">Fax # (636) 797</w:t>
-      </w:r>
-      <w:r>
-        <w:noBreakHyphen/>
-      </w:r>
-      <w:r>
-        <w:t xml:space="preserve">5504</w:t>
+        <w:t xml:space="preserve">Fax # (636) 797-⁠5504</w:t>
       </w:r>
     </w:p>
     <w:p>
@@ -7510,7 +7424,7 @@
     <w:qFormat/>
     <w:pPr>
       <w:keepLines/>
-      <w:spacing w:before="0" w:after="140" w:line="299" w:lineRule="exact"/>
+      <w:spacing w:before="23" w:after="140" w:line="299" w:lineRule="exact"/>
     </w:pPr>
     <w:rPr>
       <w:sz w:val="26"/>
